--- a/example_articles/race_ethnicity/Asian/6.race_ethnicity_Asian_Other_publisher.docx
+++ b/example_articles/race_ethnicity/Asian/6.race_ethnicity_Asian_Other_publisher.docx
@@ -32,12 +32,12 @@
     </w:p>
     <w:p>
       <w:r>
-        <w:t>Extracted race/ethnicity: Asian (implied Chinese)</w:t>
+        <w:t>Raw race_ethnicity result: Asian (implied Chinese)</w:t>
       </w:r>
     </w:p>
     <w:p>
       <w:r>
-        <w:t>Race/Ethnicity (Standardized): Asian</w:t>
+        <w:t>race_ethnicity_stand_flat (Standardized): Asian</w:t>
       </w:r>
     </w:p>
     <w:p>

--- a/example_articles/race_ethnicity/Asian/6.race_ethnicity_Asian_Other_publisher.docx
+++ b/example_articles/race_ethnicity/Asian/6.race_ethnicity_Asian_Other_publisher.docx
@@ -27,17 +27,17 @@
     </w:p>
     <w:p>
       <w:r>
-        <w:t>Source File: Other publishers/Files (500) (25).DOCX</w:t>
+        <w:t>Source file: Other publishers/Files (500) (25).DOCX</w:t>
       </w:r>
     </w:p>
     <w:p>
       <w:r>
-        <w:t>Raw race_ethnicity result: Asian (implied Chinese)</w:t>
+        <w:t>Raw race ethnicity result, 'race_ethnicity': Asian (implied Chinese)</w:t>
       </w:r>
     </w:p>
     <w:p>
       <w:r>
-        <w:t>race_ethnicity_stand_flat (Standardized): Asian</w:t>
+        <w:t>Standardized race ethnicity result, 'race_ethnicity_stand_flat': Asian</w:t>
       </w:r>
     </w:p>
     <w:p>

--- a/example_articles/race_ethnicity/Asian/6.race_ethnicity_Asian_Other_publisher.docx
+++ b/example_articles/race_ethnicity/Asian/6.race_ethnicity_Asian_Other_publisher.docx
@@ -7,7 +7,7 @@
         <w:pStyle w:val="Heading1"/>
       </w:pPr>
       <w:r>
-        <w:t>BLACKS TRACE HISTORIC PAST IN THE COUNTY</w:t>
+        <w:t>Hong Kong politely says farewell</w:t>
       </w:r>
     </w:p>
     <w:p>
@@ -17,22 +17,22 @@
     </w:p>
     <w:p>
       <w:r>
-        <w:t>Date: 1997-05-04</w:t>
+        <w:t>Date: 1997-03-24</w:t>
       </w:r>
     </w:p>
     <w:p>
       <w:r>
-        <w:t>Section: METRO,</w:t>
+        <w:t>Section: NEWS;; Cover story</w:t>
       </w:r>
     </w:p>
     <w:p>
       <w:r>
-        <w:t>Source file: Other publishers/Files (500) (25).DOCX</w:t>
+        <w:t>Source file: Other publishers/Files (500) (28).DOCX</w:t>
       </w:r>
     </w:p>
     <w:p>
       <w:r>
-        <w:t>Raw race ethnicity result, 'race_ethnicity': Asian (implied Chinese)</w:t>
+        <w:t>Raw race ethnicity result, 'race_ethnicity': Asian</w:t>
       </w:r>
     </w:p>
     <w:p>
@@ -49,59 +49,259 @@
     </w:p>
     <w:p>
       <w:r>
-        <w:t>Doris Keene tapped a slender finger at the Washington map, circa 1855, and read with interest the names of African Americans who lived and worked in the city 122 years ago.</w:t>
+        <w:t>HONG KONG -- At midnight on June 30, bagpipes will wail the dying</w:t>
         <w:br/>
-        <w:t>West, Wall, Baker, Wasler, Bolden, Frazier were a few. To this day, some descendants still call Washington home.</w:t>
+        <w:t>notes of Highland Cathedral and Hong Kong, the last jewel</w:t>
         <w:br/>
-        <w:t>Chestnut Street between Main and College streets was where a lot of blacks lived then, she said. While some of the street names have switched since 1855, the black presence has endured.</w:t>
+        <w:t>in Britain's once-proud empire, returns to Chinese sovereignty.</w:t>
         <w:br/>
-        <w:t>Keene, whose name was Fullum before she married, can date her family's presence in the town to at least the late 1800s. They settled in West Middletown. Her grandmother, Ossie Brown Fullum was born in Florence in 1884 and her grandfather, Silas Fullum, in 1876 in Hopewell.</w:t>
+        <w:t>But the British ruling class will shove off in an atmosphere notably</w:t>
         <w:br/>
-        <w:t>''We have a lot of names. We're just trying to connect them with history,'' said her husband, former City Councilman William Keene.</w:t>
+        <w:t>absent of the seething anti-colonialism that hastened its departure</w:t>
         <w:br/>
-        <w:t>It's not only names but stories behind them that prompted Roy Sarver to sponsor a roundtable discussion on African American heritage at the Washington County Historical Society along Maiden Street. He's executive director.</w:t>
+        <w:t>from India, Palestine and other conquered lands. Instead, Hong</w:t>
         <w:br/>
-        <w:t>The society held its second such discussion on Monday but plans to schedule them regularly. Although they've been sparsely attended, Sarver hopes more people will come to future meetings.</w:t>
+        <w:t>Kong's 6.3 million citizens, 98% of them ethnic Chinese, will</w:t>
         <w:br/>
-        <w:t>The Monday meeting drew only one other resident, Barbara Stewart, besides the Keenes, Sarver and Nikki Sheppick, the society's community resource coordinator.</w:t>
+        <w:t>bid a dry-eyed farewell to Britain. They say goodbye with a modicum</w:t>
         <w:br/>
-        <w:t>Stewart has plenty of pictures and papers, which she promised to bring to the next meeting.</w:t>
+        <w:t>of grudging respect but little in the way of bitterness, affection</w:t>
         <w:br/>
-        <w:t>In the approximately 3,000 books at the historical society documenting the county's past, little mention is made of African Americans. That belies the fact there's been a black presence in the county since its 1781 founding.</w:t>
+        <w:t>or other detectable emotion.</w:t>
         <w:br/>
-        <w:t>''Just from looking through the books they're mainly written from the white Anglo Saxon viewpoint,'' Sarver said. ''I'm not saying that wasn't a significant viewpoint. We need, not only as a historical society but also as a culture and as a community, to be inclusive in this heritage.''</w:t>
+        <w:t>That Britain has left so little imprint on its crown colony is</w:t>
         <w:br/>
-        <w:t>Sarver is interested in the everyday folk as well as the well known who came to the county and what their occupations were. It is known some blacks stayed in Washington after arriving at one of the city's Underground Railroad stations.</w:t>
+        <w:t>one of the peculiarities of its 156-year rule in Hong Kong. What</w:t>
         <w:br/>
-        <w:t>''These are usually the people who were the backbone of the community. They were the ones who provided the working class and, eventually over time, became doctors and lawyers. Their main contribution was the backbone of the community, the things we take for granted as a community. They certainly contributed. It's time they get their recognition,'' Sarver said.</w:t>
+        <w:t>is striking, less than 100 days before the sun finally sets on</w:t>
         <w:br/>
-        <w:t>That need is not lost on William Keene, whose family arrived here from Virginia and first settled in Reissing, a small village between Cecil and McDonald. But it be an easy task, because some family records and papers have been lost.</w:t>
+        <w:t>the British Empire that had spanned every continent except Antarctica,</w:t>
         <w:br/>
-        <w:t>''We can't even find the family Bible,'' Keene said, referring to birth and death records.</w:t>
+        <w:t>is how quickly the British have ceased to be relevant to the lives</w:t>
         <w:br/>
-        <w:t>When Sarver asked if Keene were interested in sitting in on the round table, Keene said, ''I told him definitely, because I'm interested.''''</w:t>
+        <w:t>of their "subjects" in Hong Kong.</w:t>
         <w:br/>
-        <w:t>Keene's uncle, Ray Kemp, made a mark on modern-day regional history as the first black to play football for the Pittsburgh Steelers, then known as the Pirates.</w:t>
+        <w:t>Hong Kong "is the first place that the British have come across</w:t>
         <w:br/>
-        <w:t>He was one of only two black players in the National Football League to play at the time. Kemp played tackle for one season in 1933 but a later ban prohibited further black participation in the league.</w:t>
+        <w:t>a civilization as arrogant as their own," says Derek Davies,</w:t>
         <w:br/>
-        <w:t>''He had a lot of problems. He wasn't able to sleep where (team members) slept or eat where they ate,'' Keene said, explaining why Kemp's tenure lasted one season.</w:t>
+        <w:t>former editor of the Far Eastern Economic Review, a Welshman</w:t>
         <w:br/>
-        <w:t>Blacks weren't allowed to play pro football until 1946.</w:t>
+        <w:t>now living in London. "The attitude of local Chinese has always</w:t>
         <w:br/>
-        <w:t>Sheppick told the Keenes and Stewart that, because written data are missing in some cases, it might be necessary to record oral histories. Older residents' recollections can be recorded on video, she said.</w:t>
+        <w:t>been, 'We don't need you, we don't like your products or your</w:t>
         <w:br/>
-        <w:t>So far, the society has compiled a list of 29 surnames culled from Washington tax records and from other sources. The society is asking descendants to provide whatever information they can about their Washington County roots.</w:t>
+        <w:t>modernity, we're not interested in you.' "</w:t>
         <w:br/>
-        <w:t>They are: Adams; Allen; Asbury; Bolden; Robert Brown; Bryant; Burgess; Butler; Fisher; Frazier; Elasha Fullum; Ossie Brown Fullum; Silas Fullum; Gamble; Griffin; Henderson; Jefferson; Moton; Sivila Pattersom; Porter; Thomas; Henry Tobias; Vactor; Walls; Washington; Wasler; West; Wheeler; and Woods.</w:t>
+        <w:t>Britain raised its flag over Hong Kong Island in 1841. It seized</w:t>
         <w:br/>
-        <w:t>Of those, Henry Tobias and Ed Bryant were the first blacksmiths to practice their trade in the city.</w:t>
+        <w:t>the island after China's Qing emperor tried to force the British</w:t>
         <w:br/>
-        <w:t>''What we want to preserve and pass on to future generations (is) that sense of continuity throughout the decades right up to the modern era,'' Sarver said.</w:t>
+        <w:t>to halt their opium trade in the southern Chinese city of Canton,</w:t>
         <w:br/>
-        <w:t>Anyone with stories to tell or documents, papers, letters or pictures to confirm the African American presence in the county is urged to contact the society at 225-6740.</w:t>
+        <w:t>called Guangzhou by the Chinese. Queen Victoria's gunboats trounced</w:t>
         <w:br/>
-        <w:t>The next round table discussion will be at the society along Maiden Street at 7 p.m., May 13.</w:t>
+        <w:t>the emperor's troops in skirmishes that marked the first armed</w:t>
+        <w:br/>
+        <w:t>clashes between China and the West. In his shame, the emperor</w:t>
+        <w:br/>
+        <w:t>formally ceded the island to Britain in 1842, the start of 156</w:t>
+        <w:br/>
+        <w:t>years of humiliation for China.</w:t>
+        <w:br/>
+        <w:t>For Britain, meanwhile, the acquisition was a license to exploit.</w:t>
+        <w:br/>
+        <w:t>Starch-collared British civil servants enforced apartheid-style</w:t>
+        <w:br/>
+        <w:t>racial barriers. British captains of industry fattened their ledgers</w:t>
+        <w:br/>
+        <w:t>with sweatshop labor. Bullnecked British cops cracked heads to</w:t>
+        <w:br/>
+        <w:t>quash 1960s political protests. Yet today the British arouse little</w:t>
+        <w:br/>
+        <w:t>passion in Hong Kong. "What is there to say about them?" says</w:t>
+        <w:br/>
+        <w:t>Yip Tat-ming, who runs a computer publishing firm. "If they're</w:t>
+        <w:br/>
+        <w:t>good at what they do, I respect them. If they make me money, I</w:t>
+        <w:br/>
+        <w:t>like them even more."</w:t>
+        <w:br/>
+        <w:t>Even British historians have noted the unique brand of colonialism</w:t>
+        <w:br/>
+        <w:t>in Hong Kong. Instead of calling the territory a British colony,</w:t>
+        <w:br/>
+        <w:t>"it would be more accurate to describe Hong Kong as a Chinese</w:t>
+        <w:br/>
+        <w:t>colony that happens to be run by Britain," historian Frank Welsh</w:t>
+        <w:br/>
+        <w:t>wrote in his A History of Hong Kong.The reality is that</w:t>
+        <w:br/>
+        <w:t>for most people in Hong Kong, "the British don't exist," says</w:t>
+        <w:br/>
+        <w:t>C.K. Lau, an editor at the English-language South China Morning</w:t>
+        <w:br/>
+        <w:t>Post. "The majority of working-class people have never encountered</w:t>
+        <w:br/>
+        <w:t>a Brit." How can that be? The answer lies partly in the numbers.</w:t>
+        <w:br/>
+        <w:t>Britons account for just .4% of the territory's population. Hong</w:t>
+        <w:br/>
+        <w:t>Kong's 36,000 Americans outnumber its 27,000 Britons.</w:t>
+        <w:br/>
+        <w:t>Since Prime Minister Margaret Thatcher agreed to return the colony</w:t>
+        <w:br/>
+        <w:t>to China in 1984, the British have gradually receded from positions</w:t>
+        <w:br/>
+        <w:t>of power -- in the civil service, on the police force, in corporate</w:t>
+        <w:br/>
+        <w:t>boardrooms -- giving way to locals.</w:t>
+        <w:br/>
+        <w:t>In commerce, the territory is no longer the domain of the Scottish</w:t>
+        <w:br/>
+        <w:t>and English merchant princes whose hongs, or trading houses, got</w:t>
+        <w:br/>
+        <w:t>their start swapping opium for Chinese silk. The old hongs are</w:t>
+        <w:br/>
+        <w:t>still active, but they were long ago eclipsed by legions of local</w:t>
+        <w:br/>
+        <w:t>companies, as well as by U.S., Japanese and European multi-nationals</w:t>
+        <w:br/>
+        <w:t>and conglomerates run by Beijing.</w:t>
+        <w:br/>
+        <w:t>Even staunch opponents of colonialism laud the transformation</w:t>
+        <w:br/>
+        <w:t>undergone by a once-smug, corrupt and repressive government over</w:t>
+        <w:br/>
+        <w:t>the past two decades. Incumbent Gov. Chris Patten, takes great</w:t>
+        <w:br/>
+        <w:t>pains to appear open and accountable. "We've had a government</w:t>
+        <w:br/>
+        <w:t>of civil servants, not tyrants," says political scientist Joseph</w:t>
+        <w:br/>
+        <w:t>Cheng of Hong Kong's City University.</w:t>
+        <w:br/>
+        <w:t>Another reason there is so little resentment is that Hong Kong</w:t>
+        <w:br/>
+        <w:t>is populated largely by refugees from China and their children,</w:t>
+        <w:br/>
+        <w:t>people who preferred the stability of life under the Union Jack</w:t>
+        <w:br/>
+        <w:t>to the poverty and political upheaval on the mainland."If it</w:t>
+        <w:br/>
+        <w:t>is your own choice, there is no reason to grumble," says Tsang</w:t>
+        <w:br/>
+        <w:t>Yok-sing, a fervent anti-colonialist who heads one of Hong Kong's</w:t>
+        <w:br/>
+        <w:t>pro-Beijing political parties.</w:t>
+        <w:br/>
+        <w:t>There have, of course, been friendships and intermarriages, but</w:t>
+        <w:br/>
+        <w:t>they are the exceptions. The British and Chinese have kept each</w:t>
+        <w:br/>
+        <w:t>other at arm's length, living side-by-side as colleagues, neighbors</w:t>
+        <w:br/>
+        <w:t>and acquaintances but seldom more.</w:t>
+        <w:br/>
+        <w:t>Hong Kong's Chinese uppercrust has taken over the stuffy colonial</w:t>
+        <w:br/>
+        <w:t>redoubts that once admitted only token Chinese or excluded them</w:t>
+        <w:br/>
+        <w:t>entirely -- the Hong Kong Club, the Ladies Recreation Club and</w:t>
+        <w:br/>
+        <w:t>others. Today, the faces on the outside at exclusive haunts such</w:t>
+        <w:br/>
+        <w:t>as the Chinese Club and the Dynasty Club belong to gweilos</w:t>
+        <w:br/>
+        <w:t>-- Cantonese for "ghost persons" or whites.</w:t>
+        <w:br/>
+        <w:t>On the social front, British and Hong Kong Chinese share little,</w:t>
+        <w:br/>
+        <w:t>save a fanatical interest in horseracing.</w:t>
+        <w:br/>
+        <w:t>"Hong Kong people don't drink whiskey, gin or beer, they drink</w:t>
+        <w:br/>
+        <w:t>cognac and sing karaoke," Cheng says. "Like the Brits, they</w:t>
+        <w:br/>
+        <w:t>love soccer, but they won't touch cricket or rugby."</w:t>
+        <w:br/>
+        <w:t>The handover "will not be a time for British triumphalism,"</w:t>
+        <w:br/>
+        <w:t>Patten said recently. Indeed, Beijing is scrapping his attempts</w:t>
+        <w:br/>
+        <w:t>to make the territory's legislature more democratic. But the proud</w:t>
+        <w:br/>
+        <w:t>governor argues that Britain did leave a legacy, including a competent,</w:t>
+        <w:br/>
+        <w:t>politically neutral civil service, an independent judiciary, the</w:t>
+        <w:br/>
+        <w:t>rule of law and western-style civil liberties.</w:t>
+        <w:br/>
+        <w:t>In addition, the government in recent years has built nearly 1</w:t>
+        <w:br/>
+        <w:t>million apartments for people who lived in squatter's huts. It</w:t>
+        <w:br/>
+        <w:t>has opened access to higher education. And it has raised health-care</w:t>
+        <w:br/>
+        <w:t>standards so dramatically that infant mortality rates are below</w:t>
+        <w:br/>
+        <w:t>those in the USA and Britain. Hong Kong people enjoy the world's</w:t>
+        <w:br/>
+        <w:t>second-longest life expectancy, after Japan. Still, if Hong Kong</w:t>
+        <w:br/>
+        <w:t>people are grateful to Britain for anything, it is the territory's</w:t>
+        <w:br/>
+        <w:t>hands-off philosophy toward business.</w:t>
+        <w:br/>
+        <w:t>In the 18 years since China has opened up, Hong Kong's middle</w:t>
+        <w:br/>
+        <w:t>class has mushroomed. Thousands of locals have enriched themselves</w:t>
+        <w:br/>
+        <w:t>by exploiting the territory's role as the mainland's bridge to</w:t>
+        <w:br/>
+        <w:t>outside capital and expertise. These days, Hong Kong yuppies sneer</w:t>
+        <w:br/>
+        <w:t>at the tide of rough-edged British jobseekers, calling them "F.I.L.T.H."</w:t>
+        <w:br/>
+        <w:t>-- an acronym for "Failed in London, tried Hong Kong."</w:t>
+        <w:br/>
+        <w:t>"You see the British gweilos at their worst when they're</w:t>
+        <w:br/>
+        <w:t>falling out of the bars all drunk and in a troublemaking mood,"</w:t>
+        <w:br/>
+        <w:t>says taxi driver Lee Ka-yan.</w:t>
+        <w:br/>
+        <w:t>It's a far cry from life in the '50s and '60s, says Tsang Yok-sing.</w:t>
+        <w:br/>
+        <w:t>He still chafes at the memory of having to address the territory's</w:t>
+        <w:br/>
+        <w:t>British residents as "sir" and being forced to stand when they</w:t>
+        <w:br/>
+        <w:t>played God Save the Queen at movie theaters. "The colonialist</w:t>
+        <w:br/>
+        <w:t>characteristics of British rule were much more blatant then. They</w:t>
+        <w:br/>
+        <w:t>put on these sort of haughty airs and had this sense of superiority,"</w:t>
+        <w:br/>
+        <w:t>Tsang says. "It's not easy to convey that feeling today because</w:t>
+        <w:br/>
+        <w:t>they've changed a lot."</w:t>
+        <w:br/>
+        <w:t>Younger residents have no memory of colonialism. Lai Yuet-tai,</w:t>
+        <w:br/>
+        <w:t>a 36-year-old Hong Kong housewife, has never met one of her rulers.</w:t>
+        <w:br/>
+        <w:t>"I don't know any British," she shrugs. "I don't feel any resentment</w:t>
+        <w:br/>
+        <w:t>towards them."</w:t>
+        <w:br/>
+        <w:br/>
+        <w:t>Graphic</w:t>
+        <w:br/>
+        <w:br/>
+        <w:t xml:space="preserve"> </w:t>
+        <w:br/>
+        <w:t>PHOTO, b/w, Claro Cortes, IV, Reuters</w:t>
       </w:r>
     </w:p>
     <w:sectPr>

--- a/example_articles/race_ethnicity/Asian/6.race_ethnicity_Asian_Other_publisher.docx
+++ b/example_articles/race_ethnicity/Asian/6.race_ethnicity_Asian_Other_publisher.docx
@@ -7,7 +7,7 @@
         <w:pStyle w:val="Heading1"/>
       </w:pPr>
       <w:r>
-        <w:t>Hong Kong politely says farewell</w:t>
+        <w:t>GENIUS IN A SECOND LANGUAGE IT'S HARD ENOUGH TO WIN THE NATIONAL BOOK AWARD. XUEFEI JIN, AUTHOR OF THE ACCLAIMED "WAITING," HAD TO LEARN ENGLISH FIRST.</w:t>
       </w:r>
     </w:p>
     <w:p>
@@ -17,17 +17,17 @@
     </w:p>
     <w:p>
       <w:r>
-        <w:t>Date: 1997-03-24</w:t>
+        <w:t>Date: 1999-12-09</w:t>
       </w:r>
     </w:p>
     <w:p>
       <w:r>
-        <w:t>Section: NEWS;; Cover story</w:t>
+        <w:t>Section: FEATURES MAGAZINE: LIFESTYLE; Pg. G01</w:t>
       </w:r>
     </w:p>
     <w:p>
       <w:r>
-        <w:t>Source file: Other publishers/Files (500) (28).DOCX</w:t>
+        <w:t>Source file: Other publishers/Files (500) (30).DOCX</w:t>
       </w:r>
     </w:p>
     <w:p>
@@ -49,251 +49,119 @@
     </w:p>
     <w:p>
       <w:r>
-        <w:t>HONG KONG -- At midnight on June 30, bagpipes will wail the dying</w:t>
+        <w:t>Imagine you are a promising graduate student in literature. But one day, for reasons beyond your control, you realize that you will no longer be able to write in English. From now on, you will have to express yourself in Chinese.</w:t>
         <w:br/>
-        <w:t>notes of Highland Cathedral and Hong Kong, the last jewel</w:t>
+        <w:t>You must not only master the vocabulary and syntax of Chinese, but its rhythms; not just be conversant, but poetic.</w:t>
         <w:br/>
-        <w:t>in Britain's once-proud empire, returns to Chinese sovereignty.</w:t>
+        <w:t>And that's not all: You must support your family by writing fiction in Chinese, and you must be so inspiring that China's most esteemed writers laud you as one of the best.</w:t>
         <w:br/>
-        <w:t>But the British ruling class will shove off in an atmosphere notably</w:t>
+        <w:t>Impossible?</w:t>
         <w:br/>
-        <w:t>absent of the seething anti-colonialism that hastened its departure</w:t>
+        <w:t>Meet Xuefei (Shway-fay) Jin. The 43-year-old Chinese immigrant made just such a linguistic about-face, only in his case, English became his adopted language - and the language of his acclaim.</w:t>
         <w:br/>
-        <w:t>from India, Palestine and other conquered lands. Instead, Hong</w:t>
+        <w:t>In New York last month, the Emory University professor - who uses the pen name Ha Jin - won the National Book Award for his first novel, Waiting (Pantheon, 1999), about a Chinese military doctor who wants to end his arranged marriage to wed a nurse he loves. In accepting the award, Jin thanked his agent, his wife - and English.</w:t>
         <w:br/>
-        <w:t>Kong's 6.3 million citizens, 98% of them ethnic Chinese, will</w:t>
+        <w:t>"Above all, I thank the English language, which has embraced me as an author and provided me with a niche where I can do meaningful work," Jin told a constellation of publishing luminaries.</w:t>
         <w:br/>
-        <w:t>bid a dry-eyed farewell to Britain. They say goodbye with a modicum</w:t>
+        <w:t>It was only the third time in the 50-year history of the award that the fiction prize went to a novelist who didn't speak English as his native language. (The other two winners were Polish novelists Isaac Bashevis Singer and Jerzy Kosinski.)</w:t>
         <w:br/>
-        <w:t>of grudging respect but little in the way of bitterness, affection</w:t>
+        <w:t>When Lynna Williams, Jin's colleague in the creative writing program at Emory, watched a videotape of his acceptance speech, she threw her 20-year-old cat off her lap and jumped up and down, clapping.</w:t>
         <w:br/>
-        <w:t>or other detectable emotion.</w:t>
+        <w:t>"On one level, it doesn't make sense," said Williams, the director of Emory's writing program who had recruited Jin six years ago. "When I try to contemplate what Xuefei has done, I kind of shut down. I can't even think about it. I can't think about a similarly reversed experience."</w:t>
         <w:br/>
-        <w:t>That Britain has left so little imprint on its crown colony is</w:t>
+        <w:t>Jin describes his accomplishments in less heroic terms. "If you have to survive, you don't have a choice," he explained in his small, spare, book-padded office at Emory in Atlanta. Spoken English does not come easily to him. He speaks slowly and deliberately and wraps many of his words with the strong "r" sound of the Mandarin dialect. On mastering English, he said, "It was hard. It has been hard. It is still hard."</w:t>
         <w:br/>
-        <w:t>one of the peculiarities of its 156-year rule in Hong Kong. What</w:t>
+        <w:t>This isn't at all where Xuefei Jin expected to be. When he arrived in Boston in 1985 to study American and British poetry at Brandeis University, he had it all figured out. He would earn a doctorate, return to China and settle into a cushy job as a professor, translating American poetry and novels on the side.</w:t>
         <w:br/>
-        <w:t>is striking, less than 100 days before the sun finally sets on</w:t>
+        <w:t>But everything changed for him on the night of June 3, 1989. In his Boston apartment, Jin watched U.S. television news reports from Beijing's Tiananmen Square, showing Chinese soldiers quashing pro-democracy protests. Jin, who spent five years as a Chinese soldier, could not fathom that the People's Liberation Army was shooting at - killing - the people. He cried. "It was a very painful moment for him," said his wife, Lisha Bian.</w:t>
         <w:br/>
-        <w:t>the British Empire that had spanned every continent except Antarctica,</w:t>
+        <w:t>Then and there, Jin decided not to return to China. "I was outraged - still am outraged," Jin said.</w:t>
         <w:br/>
-        <w:t>is how quickly the British have ceased to be relevant to the lives</w:t>
+        <w:t>In the poem June 1989, spoken in the voice of a Chinese expatriate in the States, Jin wrote:</w:t>
         <w:br/>
-        <w:t>of their "subjects" in Hong Kong.</w:t>
+        <w:t>Here, our flags, our national flags,</w:t>
         <w:br/>
-        <w:t>Hong Kong "is the first place that the British have come across</w:t>
+        <w:t>Have dropped halfway on every pole.</w:t>
         <w:br/>
-        <w:t>a civilization as arrogant as their own," says Derek Davies,</w:t>
+        <w:t>Even schoolchildren stand silent before class.</w:t>
         <w:br/>
-        <w:t>former editor of the Far Eastern Economic Review, a Welshman</w:t>
+        <w:t>The whole world knows, except</w:t>
         <w:br/>
-        <w:t>now living in London. "The attitude of local Chinese has always</w:t>
+        <w:t>The Chinese who mourn and celebrate,</w:t>
         <w:br/>
-        <w:t>been, 'We don't need you, we don't like your products or your</w:t>
+        <w:t>Mourning for the deaths of murderers,</w:t>
         <w:br/>
-        <w:t>modernity, we're not interested in you.' "</w:t>
+        <w:t>Celebrating the murder of themselves.</w:t>
         <w:br/>
-        <w:t>Britain raised its flag over Hong Kong Island in 1841. It seized</w:t>
+        <w:t>Deciding to stay in America was one thing; he was quickly granted permission. Now came the hard part: finding work.</w:t>
         <w:br/>
-        <w:t>the island after China's Qing emperor tried to force the British</w:t>
+        <w:t>Jin failed at landing a college teaching job and just about everything else. He couldn't find work as a translator. He couldn't find work as a Chinese language tutor.</w:t>
         <w:br/>
-        <w:t>to halt their opium trade in the southern Chinese city of Canton,</w:t>
+        <w:t>Just one step shy of a doctorate from Brandeis (all he had to do was defend his dissertation), he enrolled in the creative writing program at Boston University, partly because, as a graduate student, he could buy cheap health insurance for his wife and son.</w:t>
         <w:br/>
-        <w:t>called Guangzhou by the Chinese. Queen Victoria's gunboats trounced</w:t>
+        <w:t>Chinese friends scolded him as impractical. They urged him to switch to business school. Instead he told them he would write books of poetry and fiction.</w:t>
         <w:br/>
-        <w:t>the emperor's troops in skirmishes that marked the first armed</w:t>
+        <w:t>In English.</w:t>
         <w:br/>
-        <w:t>clashes between China and the West. In his shame, the emperor</w:t>
+        <w:t>Unlike other exiled writers, he had no following in China, no established audience. He was starting from scratch. "Most Chinese thought he was crazy and stopped communicating with us," said Lisha Bian, 44. "They think he was a loser."</w:t>
         <w:br/>
-        <w:t>formally ceded the island to Britain in 1842, the start of 156</w:t>
+        <w:t>In just nine years, the "loser" has published two books of poetry, two books of short fiction, a novella, and the novel Waiting. His collection of short stories, Ocean of Words (Zoland Books, 1996), won the Ernest Hemingway Foundation/Pen Award for First Fiction. The other collection, Under the Red Flag (University of Georgia Press, 1997), received the Flannery O'Connor Award for Short Fiction.</w:t>
         <w:br/>
-        <w:t>years of humiliation for China.</w:t>
+        <w:t>"I had to start as a regular common person making my own living," Jin said. "With modern Chinese, especially educated Chinese, there is a kind of aristocratic mentality. Step by step, I squeezed that out of myself."</w:t>
         <w:br/>
-        <w:t>For Britain, meanwhile, the acquisition was a license to exploit.</w:t>
+        <w:t>Leslie Epstein, director of the creative writing program at Boston University, said of his former student: "He's the only writer that I've had in my program - and we've had famous writers like Sue Miller and Arthur Golden - who may be a genius."</w:t>
         <w:br/>
-        <w:t>Starch-collared British civil servants enforced apartheid-style</w:t>
+        <w:t>Nothing came easy for Xuefei Jin. The son of an Army official, he joined the People's Liberation Army at 14. It was the height of the Cultural Revolution, a decade of chaos when schools all over China were closed and young Red Guards terrorized the populace.</w:t>
         <w:br/>
-        <w:t>racial barriers. British captains of industry fattened their ledgers</w:t>
+        <w:t>Jin was sent to a military outpost in Hunchun, a forsaken finger of northeastern China with North Korea on one side and the Soviet Union on the other. His job was hauling ammunition for antitank cannons, aimed at Soviet border troops. One day, shivering in the snow on duty, Jin started reading a translation of Leo Tolstoy's War and Peace, one of the few books on hand. He had a revelation: The Russians were the same as the Chinese. They have the same human yearnings and yet here we are guarding against them at the border.</w:t>
         <w:br/>
-        <w:t>with sweatshop labor. Bullnecked British cops cracked heads to</w:t>
+        <w:t>He began to write poems and essays. "I was basically illiterate," he said. "I had to start my schooling by myself."</w:t>
         <w:br/>
-        <w:t>quash 1960s political protests. Yet today the British arouse little</w:t>
+        <w:t>Five years of the army were enough. At 19, Jin was discharged and got a job with the railway as a telegraph operator in another frontier town, Jiamusi, even farther north and colder.</w:t>
         <w:br/>
-        <w:t>passion in Hong Kong. "What is there to say about them?" says</w:t>
+        <w:t>The best part of the job was the office Jin had all to himself. He stole time to read whatever he could get his hands on from the railway's small library: Karl Marx and Friedrich Engels, translated Russian epics, Chinese propaganda. Determined to educate himself, he rose at dawn every morning for a half-hour lesson in English on the radio. His goal was to read Engels' The Condition of the Working Class in England in 1844 in its original English.</w:t>
         <w:br/>
-        <w:t>Yip Tat-ming, who runs a computer publishing firm. "If they're</w:t>
+        <w:t>In 1977, when colleges in China reopened after the anarchic Cultural Revolution, Jin passed the entrance examination. The next year, he entered Heilongjiang University in the northeastern city of Harbin as an English major - his last choice.</w:t>
         <w:br/>
-        <w:t>good at what they do, I respect them. If they make me money, I</w:t>
+        <w:t>Jin went on to earn a master's degree from Shandong University in eastern China. His specialty was American literature, a hot subject among Chinese intellectuals in the early 1980s. China had just opened its doors to trade and travel. After decades of politically correct Russian novels, it was now OK to read American writers.</w:t>
         <w:br/>
-        <w:t>like them even more."</w:t>
+        <w:t>"Everyone was talking about Hemingway's novellas at the time," Jin said. "I was just following the trend."</w:t>
         <w:br/>
-        <w:t>Even British historians have noted the unique brand of colonialism</w:t>
+        <w:t>At Brandeis, he studied British and American poets by day - and did just about every menial job by night. He was a waiter until he was demoted to busboy because he couldn't remember the wine list. He was a hospital janitor and a night watchman at a chemical factory - his favorite job because he gave him a lot of time to read.</w:t>
         <w:br/>
-        <w:t>in Hong Kong. Instead of calling the territory a British colony,</w:t>
+        <w:t>After he made his decision to stay in the United States, Jin warned his wife that it wouldn't be easy.</w:t>
         <w:br/>
-        <w:t>"it would be more accurate to describe Hong Kong as a Chinese</w:t>
+        <w:t>"I was very confused at that time," Jin said. "I was really lost for a year. I told her, 'If I continue to write, perhaps after eight years I could find a decent job teaching creative writing.' She said, 'OK, I could wait.' "</w:t>
         <w:br/>
-        <w:t>colony that happens to be run by Britain," historian Frank Welsh</w:t>
+        <w:t>"I could write papers, but fiction and poetry are different," Jin added. "Basically, I had to relearn the language. It took quite a few years to go through that process. I'm still learning, but it's less frustrating."</w:t>
         <w:br/>
-        <w:t>wrote in his A History of Hong Kong.The reality is that</w:t>
+        <w:t>Epstein, his first writing teacher at Boston University, remembers how hard it was to decipher what Jin was saying because of his thick accent. "He didn't have a grasp of English idioms at all, and he insisted on writing in English," Epstein said. "We just worked at it. At the end of one semester, he was correcting my English."</w:t>
         <w:br/>
-        <w:t>for most people in Hong Kong, "the British don't exist," says</w:t>
+        <w:t>Of all the languages to slip into, moving from Chinese to English is one of the most daunting. Different words, different architecture. In Waiting, Jin starts the book with the powerful sentence, "Every summer Lin Kong returned to Goose Village to divorce his wife, Shuyu."</w:t>
         <w:br/>
-        <w:t>C.K. Lau, an editor at the English-language South China Morning</w:t>
+        <w:t>In Chinese, the structure would be, "Every year summer, Lin Kong to Goose Village go to get with his wife divorce."</w:t>
         <w:br/>
-        <w:t>Post. "The majority of working-class people have never encountered</w:t>
+        <w:t>"It doesn't sound as good as English," he said, laughing. "English is more eloquent."</w:t>
         <w:br/>
-        <w:t>a Brit." How can that be? The answer lies partly in the numbers.</w:t>
+        <w:t>Determined to compose in English, he found a voice. His writing style is sparse and calm, but his descriptions in Waiting of commonplace scenes in China - a dormitory cafeteria, a village house in northeastern China, a typical banquet - are layered with images.</w:t>
         <w:br/>
-        <w:t>Britons account for just .4% of the territory's population. Hong</w:t>
+        <w:t>His first book of poetry was published in 1990. He spent two years at Boston University - one just to audit the program and the second as an enrolled student. After he got his master's degree, Emory recruited him in 1993 as a poet for its writing program.</w:t>
         <w:br/>
-        <w:t>Kong's 36,000 Americans outnumber its 27,000 Britons.</w:t>
+        <w:t>Now a tenured professor, he and his wife and their son, Wenjin, 16, have settled into a comfortable life in Atlanta. Lisha no longer has to clean houses or watch other people's children to make ends meet.</w:t>
         <w:br/>
-        <w:t>Since Prime Minister Margaret Thatcher agreed to return the colony</w:t>
+        <w:t>On the Emory campus, where the strapping oaks and pines seem to remind all who pass underneath of their smallness, Jin is a star.</w:t>
         <w:br/>
-        <w:t>to China in 1984, the British have gradually receded from positions</w:t>
+        <w:t>Last week, on the first cold day of the fall, he read from his novel for the first time since winning the National Book Award. At the modern marble Robert W. Woodruff Library, more than 150 people crammed into a conference room. Students in the back stood on chairs to get a better look. His colleagues from the writing department, who filled the front rows, seemed genuinely thrilled by his success.</w:t>
         <w:br/>
-        <w:t>of power -- in the civil service, on the police force, in corporate</w:t>
+        <w:t>Xuefei Jin sat next to his wife in the front row, waiting for Emory president William Chace to make his introduction. Lisha pushed back a wisp of her husband's curly hair.</w:t>
         <w:br/>
-        <w:t>boardrooms -- giving way to locals.</w:t>
+        <w:t>Chace, a former English professor and James Joyce scholar, hailed Jin as "a most extraordinary writer and most extraordinary man."</w:t>
         <w:br/>
-        <w:t>In commerce, the territory is no longer the domain of the Scottish</w:t>
+        <w:t>The applause were long and loud.</w:t>
         <w:br/>
-        <w:t>and English merchant princes whose hongs, or trading houses, got</w:t>
+        <w:t>"I'm really dazed by this," Jin said into the microphone with quiet embarrassment. Without much ado, he opened his book and read his words.</w:t>
         <w:br/>
-        <w:t>their start swapping opium for Chinese silk. The old hongs are</w:t>
-        <w:br/>
-        <w:t>still active, but they were long ago eclipsed by legions of local</w:t>
-        <w:br/>
-        <w:t>companies, as well as by U.S., Japanese and European multi-nationals</w:t>
-        <w:br/>
-        <w:t>and conglomerates run by Beijing.</w:t>
-        <w:br/>
-        <w:t>Even staunch opponents of colonialism laud the transformation</w:t>
-        <w:br/>
-        <w:t>undergone by a once-smug, corrupt and repressive government over</w:t>
-        <w:br/>
-        <w:t>the past two decades. Incumbent Gov. Chris Patten, takes great</w:t>
-        <w:br/>
-        <w:t>pains to appear open and accountable. "We've had a government</w:t>
-        <w:br/>
-        <w:t>of civil servants, not tyrants," says political scientist Joseph</w:t>
-        <w:br/>
-        <w:t>Cheng of Hong Kong's City University.</w:t>
-        <w:br/>
-        <w:t>Another reason there is so little resentment is that Hong Kong</w:t>
-        <w:br/>
-        <w:t>is populated largely by refugees from China and their children,</w:t>
-        <w:br/>
-        <w:t>people who preferred the stability of life under the Union Jack</w:t>
-        <w:br/>
-        <w:t>to the poverty and political upheaval on the mainland."If it</w:t>
-        <w:br/>
-        <w:t>is your own choice, there is no reason to grumble," says Tsang</w:t>
-        <w:br/>
-        <w:t>Yok-sing, a fervent anti-colonialist who heads one of Hong Kong's</w:t>
-        <w:br/>
-        <w:t>pro-Beijing political parties.</w:t>
-        <w:br/>
-        <w:t>There have, of course, been friendships and intermarriages, but</w:t>
-        <w:br/>
-        <w:t>they are the exceptions. The British and Chinese have kept each</w:t>
-        <w:br/>
-        <w:t>other at arm's length, living side-by-side as colleagues, neighbors</w:t>
-        <w:br/>
-        <w:t>and acquaintances but seldom more.</w:t>
-        <w:br/>
-        <w:t>Hong Kong's Chinese uppercrust has taken over the stuffy colonial</w:t>
-        <w:br/>
-        <w:t>redoubts that once admitted only token Chinese or excluded them</w:t>
-        <w:br/>
-        <w:t>entirely -- the Hong Kong Club, the Ladies Recreation Club and</w:t>
-        <w:br/>
-        <w:t>others. Today, the faces on the outside at exclusive haunts such</w:t>
-        <w:br/>
-        <w:t>as the Chinese Club and the Dynasty Club belong to gweilos</w:t>
-        <w:br/>
-        <w:t>-- Cantonese for "ghost persons" or whites.</w:t>
-        <w:br/>
-        <w:t>On the social front, British and Hong Kong Chinese share little,</w:t>
-        <w:br/>
-        <w:t>save a fanatical interest in horseracing.</w:t>
-        <w:br/>
-        <w:t>"Hong Kong people don't drink whiskey, gin or beer, they drink</w:t>
-        <w:br/>
-        <w:t>cognac and sing karaoke," Cheng says. "Like the Brits, they</w:t>
-        <w:br/>
-        <w:t>love soccer, but they won't touch cricket or rugby."</w:t>
-        <w:br/>
-        <w:t>The handover "will not be a time for British triumphalism,"</w:t>
-        <w:br/>
-        <w:t>Patten said recently. Indeed, Beijing is scrapping his attempts</w:t>
-        <w:br/>
-        <w:t>to make the territory's legislature more democratic. But the proud</w:t>
-        <w:br/>
-        <w:t>governor argues that Britain did leave a legacy, including a competent,</w:t>
-        <w:br/>
-        <w:t>politically neutral civil service, an independent judiciary, the</w:t>
-        <w:br/>
-        <w:t>rule of law and western-style civil liberties.</w:t>
-        <w:br/>
-        <w:t>In addition, the government in recent years has built nearly 1</w:t>
-        <w:br/>
-        <w:t>million apartments for people who lived in squatter's huts. It</w:t>
-        <w:br/>
-        <w:t>has opened access to higher education. And it has raised health-care</w:t>
-        <w:br/>
-        <w:t>standards so dramatically that infant mortality rates are below</w:t>
-        <w:br/>
-        <w:t>those in the USA and Britain. Hong Kong people enjoy the world's</w:t>
-        <w:br/>
-        <w:t>second-longest life expectancy, after Japan. Still, if Hong Kong</w:t>
-        <w:br/>
-        <w:t>people are grateful to Britain for anything, it is the territory's</w:t>
-        <w:br/>
-        <w:t>hands-off philosophy toward business.</w:t>
-        <w:br/>
-        <w:t>In the 18 years since China has opened up, Hong Kong's middle</w:t>
-        <w:br/>
-        <w:t>class has mushroomed. Thousands of locals have enriched themselves</w:t>
-        <w:br/>
-        <w:t>by exploiting the territory's role as the mainland's bridge to</w:t>
-        <w:br/>
-        <w:t>outside capital and expertise. These days, Hong Kong yuppies sneer</w:t>
-        <w:br/>
-        <w:t>at the tide of rough-edged British jobseekers, calling them "F.I.L.T.H."</w:t>
-        <w:br/>
-        <w:t>-- an acronym for "Failed in London, tried Hong Kong."</w:t>
-        <w:br/>
-        <w:t>"You see the British gweilos at their worst when they're</w:t>
-        <w:br/>
-        <w:t>falling out of the bars all drunk and in a troublemaking mood,"</w:t>
-        <w:br/>
-        <w:t>says taxi driver Lee Ka-yan.</w:t>
-        <w:br/>
-        <w:t>It's a far cry from life in the '50s and '60s, says Tsang Yok-sing.</w:t>
-        <w:br/>
-        <w:t>He still chafes at the memory of having to address the territory's</w:t>
-        <w:br/>
-        <w:t>British residents as "sir" and being forced to stand when they</w:t>
-        <w:br/>
-        <w:t>played God Save the Queen at movie theaters. "The colonialist</w:t>
-        <w:br/>
-        <w:t>characteristics of British rule were much more blatant then. They</w:t>
-        <w:br/>
-        <w:t>put on these sort of haughty airs and had this sense of superiority,"</w:t>
-        <w:br/>
-        <w:t>Tsang says. "It's not easy to convey that feeling today because</w:t>
-        <w:br/>
-        <w:t>they've changed a lot."</w:t>
-        <w:br/>
-        <w:t>Younger residents have no memory of colonialism. Lai Yuet-tai,</w:t>
-        <w:br/>
-        <w:t>a 36-year-old Hong Kong housewife, has never met one of her rulers.</w:t>
-        <w:br/>
-        <w:t>"I don't know any British," she shrugs. "I don't feel any resentment</w:t>
-        <w:br/>
-        <w:t>towards them."</w:t>
+        <w:t>The wait was over.</w:t>
         <w:br/>
         <w:br/>
         <w:t>Graphic</w:t>
@@ -301,7 +169,7 @@
         <w:br/>
         <w:t xml:space="preserve"> </w:t>
         <w:br/>
-        <w:t>PHOTO, b/w, Claro Cortes, IV, Reuters</w:t>
+        <w:t>PHOTO</w:t>
       </w:r>
     </w:p>
     <w:sectPr>
